--- a/Neeraj_Singh_Resume.docx
+++ b/Neeraj_Singh_Resume.docx
@@ -95,7 +95,23 @@
           <w:bCs/>
           <w:sz w:val="20"/>
         </w:rPr>
-        <w:t xml:space="preserve"> (SDET) </w:t>
+        <w:t xml:space="preserve"> (SDET)</w:t>
+      </w:r>
+      <w:r>
+        <w:rPr>
+          <w:b/>
+          <w:bCs/>
+          <w:sz w:val="20"/>
+        </w:rPr>
+        <w:t xml:space="preserve"> | </w:t>
+      </w:r>
+      <w:r>
+        <w:rPr>
+          <w:b/>
+          <w:bCs/>
+          <w:sz w:val="20"/>
+        </w:rPr>
+        <w:t>QA Automation Engineer</w:t>
       </w:r>
       <w:r>
         <w:t xml:space="preserve"> </w:t>
@@ -221,6 +237,128 @@
       </w:r>
       <w:r>
         <w:t xml:space="preserve">  </w:t>
+      </w:r>
+    </w:p>
+    <w:p>
+      <w:pPr>
+        <w:spacing w:after="0" w:line="258" w:lineRule="auto"/>
+        <w:ind w:left="-5"/>
+        <w:rPr>
+          <w:sz w:val="20"/>
+          <w:szCs w:val="22"/>
+        </w:rPr>
+      </w:pPr>
+      <w:r>
+        <w:rPr>
+          <w:b/>
+          <w:bCs/>
+          <w:szCs w:val="22"/>
+        </w:rPr>
+        <w:t xml:space="preserve">SUMMARY   </w:t>
+      </w:r>
+      <w:r>
+        <w:rPr>
+          <w:b/>
+          <w:bCs/>
+          <w:szCs w:val="22"/>
+        </w:rPr>
+        <w:tab/>
+      </w:r>
+      <w:r>
+        <w:rPr>
+          <w:b/>
+          <w:bCs/>
+          <w:szCs w:val="22"/>
+        </w:rPr>
+        <w:tab/>
+      </w:r>
+      <w:r>
+        <w:rPr>
+          <w:b/>
+          <w:bCs/>
+          <w:szCs w:val="22"/>
+        </w:rPr>
+        <w:tab/>
+      </w:r>
+      <w:r>
+        <w:rPr>
+          <w:b/>
+          <w:bCs/>
+          <w:szCs w:val="22"/>
+        </w:rPr>
+        <w:tab/>
+      </w:r>
+      <w:r>
+        <w:rPr>
+          <w:b/>
+          <w:bCs/>
+          <w:szCs w:val="22"/>
+        </w:rPr>
+        <w:tab/>
+      </w:r>
+      <w:r>
+        <w:rPr>
+          <w:b/>
+          <w:bCs/>
+          <w:szCs w:val="22"/>
+        </w:rPr>
+        <w:tab/>
+      </w:r>
+      <w:r>
+        <w:rPr>
+          <w:b/>
+          <w:bCs/>
+          <w:szCs w:val="22"/>
+        </w:rPr>
+        <w:tab/>
+      </w:r>
+      <w:r>
+        <w:rPr>
+          <w:b/>
+          <w:bCs/>
+          <w:szCs w:val="22"/>
+        </w:rPr>
+        <w:tab/>
+      </w:r>
+      <w:r>
+        <w:rPr>
+          <w:b/>
+          <w:bCs/>
+          <w:szCs w:val="22"/>
+        </w:rPr>
+        <w:tab/>
+      </w:r>
+      <w:r>
+        <w:rPr>
+          <w:b/>
+          <w:bCs/>
+          <w:szCs w:val="22"/>
+        </w:rPr>
+        <w:tab/>
+      </w:r>
+      <w:r>
+        <w:rPr>
+          <w:b/>
+          <w:bCs/>
+          <w:szCs w:val="22"/>
+        </w:rPr>
+        <w:tab/>
+      </w:r>
+      <w:r>
+        <w:rPr>
+          <w:b/>
+          <w:bCs/>
+          <w:szCs w:val="22"/>
+        </w:rPr>
+        <w:tab/>
+      </w:r>
+      <w:r>
+        <w:rPr>
+          <w:b/>
+          <w:bCs/>
+          <w:szCs w:val="22"/>
+        </w:rPr>
+        <w:tab/>
       </w:r>
       <w:r>
         <w:rPr>
@@ -249,28 +387,11 @@
       </w:hyperlink>
       <w:r>
         <w:rPr>
-          <w:sz w:val="20"/>
-          <w:szCs w:val="22"/>
-        </w:rPr>
-        <w:t xml:space="preserve"> </w:t>
-      </w:r>
-    </w:p>
-    <w:p>
-      <w:pPr>
-        <w:spacing w:after="0" w:line="258" w:lineRule="auto"/>
-        <w:ind w:left="-5"/>
-        <w:rPr>
-          <w:sz w:val="20"/>
-          <w:szCs w:val="22"/>
-        </w:rPr>
-      </w:pPr>
-      <w:r>
-        <w:rPr>
-          <w:b/>
-          <w:bCs/>
-          <w:szCs w:val="22"/>
-        </w:rPr>
-        <w:t xml:space="preserve">SUMMARY   </w:t>
+          <w:b/>
+          <w:bCs/>
+          <w:szCs w:val="22"/>
+        </w:rPr>
+        <w:tab/>
       </w:r>
       <w:r>
         <w:rPr>
@@ -464,8 +585,9 @@
           <w:sz w:val="20"/>
           <w:szCs w:val="20"/>
         </w:rPr>
-        <w:t xml:space="preserve"> Selenium, Appium, </w:t>
-      </w:r>
+        <w:t xml:space="preserve"> Selenium, </w:t>
+      </w:r>
+      <w:proofErr w:type="spellStart"/>
       <w:r>
         <w:rPr>
           <w:b/>
@@ -473,14 +595,17 @@
           <w:sz w:val="20"/>
           <w:szCs w:val="20"/>
         </w:rPr>
-        <w:t>Requests library</w:t>
-      </w:r>
-      <w:r>
-        <w:rPr>
+        <w:t>Pytest</w:t>
+      </w:r>
+      <w:proofErr w:type="spellEnd"/>
+      <w:r>
+        <w:rPr>
+          <w:b/>
+          <w:bCs/>
           <w:sz w:val="20"/>
           <w:szCs w:val="20"/>
         </w:rPr>
-        <w:t xml:space="preserve"> and </w:t>
+        <w:t xml:space="preserve">, </w:t>
       </w:r>
       <w:r>
         <w:rPr>
@@ -489,7 +614,50 @@
           <w:sz w:val="20"/>
           <w:szCs w:val="20"/>
         </w:rPr>
-        <w:t>API testing</w:t>
+        <w:t xml:space="preserve">Appium, </w:t>
+      </w:r>
+      <w:r>
+        <w:rPr>
+          <w:b/>
+          <w:bCs/>
+          <w:sz w:val="20"/>
+          <w:szCs w:val="20"/>
+        </w:rPr>
+        <w:t>Python Requests</w:t>
+      </w:r>
+      <w:r>
+        <w:rPr>
+          <w:b/>
+          <w:bCs/>
+          <w:sz w:val="20"/>
+          <w:szCs w:val="20"/>
+        </w:rPr>
+        <w:t xml:space="preserve"> </w:t>
+      </w:r>
+      <w:r>
+        <w:rPr>
+          <w:sz w:val="20"/>
+          <w:szCs w:val="20"/>
+        </w:rPr>
+        <w:t xml:space="preserve">and </w:t>
+      </w:r>
+      <w:r>
+        <w:rPr>
+          <w:b/>
+          <w:bCs/>
+          <w:sz w:val="20"/>
+          <w:szCs w:val="20"/>
+        </w:rPr>
+        <w:t xml:space="preserve">API </w:t>
+      </w:r>
+      <w:r>
+        <w:rPr>
+          <w:b/>
+          <w:bCs/>
+          <w:sz w:val="20"/>
+          <w:szCs w:val="20"/>
+        </w:rPr>
+        <w:t>Automation, CI/CD and Framework Architecture</w:t>
       </w:r>
       <w:r>
         <w:rPr>
@@ -741,7 +909,23 @@
           <w:sz w:val="20"/>
           <w:szCs w:val="22"/>
         </w:rPr>
-        <w:t xml:space="preserve"> Pytest | Cucumber (BDD) | Data-Driven Frameworks | Hybrid Frameworks | Page Object Model (POM)</w:t>
+        <w:t xml:space="preserve"> </w:t>
+      </w:r>
+      <w:proofErr w:type="spellStart"/>
+      <w:r>
+        <w:rPr>
+          <w:sz w:val="20"/>
+          <w:szCs w:val="22"/>
+        </w:rPr>
+        <w:t>Pytest</w:t>
+      </w:r>
+      <w:proofErr w:type="spellEnd"/>
+      <w:r>
+        <w:rPr>
+          <w:sz w:val="20"/>
+          <w:szCs w:val="22"/>
+        </w:rPr>
+        <w:t xml:space="preserve"> | Cucumber (BDD) | Data-Driven Frameworks | Hybrid Frameworks | Page Object Model (POM)</w:t>
       </w:r>
     </w:p>
     <w:p>
@@ -771,15 +955,24 @@
           <w:sz w:val="20"/>
           <w:szCs w:val="22"/>
         </w:rPr>
-        <w:t xml:space="preserve"> Requests | Postman | Swagger</w:t>
-      </w:r>
-      <w:r>
-        <w:rPr>
-          <w:sz w:val="20"/>
-          <w:szCs w:val="22"/>
-        </w:rPr>
-        <w:t>(docs)</w:t>
-      </w:r>
+        <w:t xml:space="preserve"> Requests | Postman | </w:t>
+      </w:r>
+      <w:r>
+        <w:rPr>
+          <w:sz w:val="20"/>
+          <w:szCs w:val="22"/>
+        </w:rPr>
+        <w:t xml:space="preserve">Swagger / </w:t>
+      </w:r>
+      <w:proofErr w:type="spellStart"/>
+      <w:r>
+        <w:rPr>
+          <w:sz w:val="20"/>
+          <w:szCs w:val="22"/>
+        </w:rPr>
+        <w:t>OpenAPI</w:t>
+      </w:r>
+      <w:proofErr w:type="spellEnd"/>
       <w:r>
         <w:rPr>
           <w:sz w:val="20"/>
@@ -875,7 +1068,23 @@
           <w:sz w:val="20"/>
           <w:szCs w:val="22"/>
         </w:rPr>
-        <w:t xml:space="preserve"> Jira | ClickUp | </w:t>
+        <w:t xml:space="preserve"> Jira | </w:t>
+      </w:r>
+      <w:proofErr w:type="spellStart"/>
+      <w:r>
+        <w:rPr>
+          <w:sz w:val="20"/>
+          <w:szCs w:val="22"/>
+        </w:rPr>
+        <w:t>ClickUp</w:t>
+      </w:r>
+      <w:proofErr w:type="spellEnd"/>
+      <w:r>
+        <w:rPr>
+          <w:sz w:val="20"/>
+          <w:szCs w:val="22"/>
+        </w:rPr>
+        <w:t xml:space="preserve"> | </w:t>
       </w:r>
       <w:r>
         <w:rPr>
@@ -1452,13 +1661,41 @@
           <w:szCs w:val="22"/>
         </w:rPr>
       </w:pPr>
-      <w:r>
-        <w:rPr>
-          <w:b/>
-          <w:bCs/>
-          <w:szCs w:val="22"/>
-        </w:rPr>
-        <w:t>eFleet Systems Pvt. Ltd., Gurugram (Onsite)</w:t>
+      <w:proofErr w:type="spellStart"/>
+      <w:r>
+        <w:rPr>
+          <w:b/>
+          <w:bCs/>
+          <w:szCs w:val="22"/>
+        </w:rPr>
+        <w:t>eFleet</w:t>
+      </w:r>
+      <w:proofErr w:type="spellEnd"/>
+      <w:r>
+        <w:rPr>
+          <w:b/>
+          <w:bCs/>
+          <w:szCs w:val="22"/>
+        </w:rPr>
+        <w:t xml:space="preserve"> Systems </w:t>
+      </w:r>
+      <w:proofErr w:type="spellStart"/>
+      <w:r>
+        <w:rPr>
+          <w:b/>
+          <w:bCs/>
+          <w:szCs w:val="22"/>
+        </w:rPr>
+        <w:t>Pvt.</w:t>
+      </w:r>
+      <w:proofErr w:type="spellEnd"/>
+      <w:r>
+        <w:rPr>
+          <w:b/>
+          <w:bCs/>
+          <w:szCs w:val="22"/>
+        </w:rPr>
+        <w:t xml:space="preserve"> Ltd., Gurugram (Onsite)</w:t>
       </w:r>
     </w:p>
     <w:p>
@@ -1601,8 +1838,16 @@
         <w:rPr>
           <w:szCs w:val="22"/>
         </w:rPr>
-        <w:t xml:space="preserve"> Selenium + Python + Pytest</w:t>
-      </w:r>
+        <w:t xml:space="preserve"> Selenium + Python + </w:t>
+      </w:r>
+      <w:proofErr w:type="spellStart"/>
+      <w:r>
+        <w:rPr>
+          <w:szCs w:val="22"/>
+        </w:rPr>
+        <w:t>Pytest</w:t>
+      </w:r>
+      <w:proofErr w:type="spellEnd"/>
       <w:r>
         <w:rPr>
           <w:szCs w:val="22"/>
@@ -1619,8 +1864,16 @@
         <w:rPr>
           <w:szCs w:val="22"/>
         </w:rPr>
-        <w:t xml:space="preserve"> + Pytest</w:t>
-      </w:r>
+        <w:t xml:space="preserve"> + </w:t>
+      </w:r>
+      <w:proofErr w:type="spellStart"/>
+      <w:r>
+        <w:rPr>
+          <w:szCs w:val="22"/>
+        </w:rPr>
+        <w:t>Pytest</w:t>
+      </w:r>
+      <w:proofErr w:type="spellEnd"/>
       <w:r>
         <w:rPr>
           <w:szCs w:val="22"/>
@@ -1740,7 +1993,43 @@
           <w:bCs/>
           <w:szCs w:val="22"/>
         </w:rPr>
-        <w:t>De Nada Tecnologia Pvt. Ltd., New Delhi (Onsite)</w:t>
+        <w:t xml:space="preserve">De Nada </w:t>
+      </w:r>
+      <w:proofErr w:type="spellStart"/>
+      <w:r>
+        <w:rPr>
+          <w:b/>
+          <w:bCs/>
+          <w:szCs w:val="22"/>
+        </w:rPr>
+        <w:t>Tecnologia</w:t>
+      </w:r>
+      <w:proofErr w:type="spellEnd"/>
+      <w:r>
+        <w:rPr>
+          <w:b/>
+          <w:bCs/>
+          <w:szCs w:val="22"/>
+        </w:rPr>
+        <w:t xml:space="preserve"> </w:t>
+      </w:r>
+      <w:proofErr w:type="spellStart"/>
+      <w:r>
+        <w:rPr>
+          <w:b/>
+          <w:bCs/>
+          <w:szCs w:val="22"/>
+        </w:rPr>
+        <w:t>Pvt.</w:t>
+      </w:r>
+      <w:proofErr w:type="spellEnd"/>
+      <w:r>
+        <w:rPr>
+          <w:b/>
+          <w:bCs/>
+          <w:szCs w:val="22"/>
+        </w:rPr>
+        <w:t xml:space="preserve"> Ltd., New Delhi (Onsite)</w:t>
       </w:r>
     </w:p>
     <w:p>
@@ -1784,7 +2073,7 @@
           <w:bCs/>
           <w:szCs w:val="22"/>
         </w:rPr>
-        <w:t>team of 4 QA engineers</w:t>
+        <w:t>team of QA engineers</w:t>
       </w:r>
       <w:r>
         <w:rPr>
@@ -1965,7 +2254,23 @@
           <w:bCs/>
           <w:szCs w:val="22"/>
         </w:rPr>
-        <w:t>Corefront Technologies Pvt. Ltd., Bangalore (Hybrid)</w:t>
+        <w:t>Icons Web Tech</w:t>
+      </w:r>
+      <w:r>
+        <w:rPr>
+          <w:b/>
+          <w:bCs/>
+          <w:szCs w:val="22"/>
+        </w:rPr>
+        <w:t xml:space="preserve">, Bangalore </w:t>
+      </w:r>
+      <w:r>
+        <w:rPr>
+          <w:b/>
+          <w:bCs/>
+          <w:szCs w:val="22"/>
+        </w:rPr>
+        <w:t>(Hybrid)</w:t>
       </w:r>
     </w:p>
     <w:p>
@@ -2025,7 +2330,7 @@
           <w:bCs/>
           <w:szCs w:val="22"/>
         </w:rPr>
-        <w:t>team of 5 QA engineers</w:t>
+        <w:t>team of QA engineers</w:t>
       </w:r>
       <w:r>
         <w:rPr>
@@ -2091,15 +2396,15 @@
           <w:bCs/>
           <w:szCs w:val="22"/>
         </w:rPr>
-        <w:t xml:space="preserve">Selenium + Python, Appium + Python, and </w:t>
-      </w:r>
-      <w:r>
-        <w:rPr>
-          <w:b/>
-          <w:bCs/>
-          <w:szCs w:val="22"/>
-        </w:rPr>
-        <w:t>Request library</w:t>
+        <w:t>Selenium + Python, Appium + Python, and</w:t>
+      </w:r>
+      <w:r>
+        <w:rPr>
+          <w:b/>
+          <w:bCs/>
+          <w:szCs w:val="22"/>
+        </w:rPr>
+        <w:t xml:space="preserve"> Python request</w:t>
       </w:r>
       <w:r>
         <w:rPr>
@@ -2610,7 +2915,7 @@
           <w:szCs w:val="22"/>
         </w:rPr>
         <w:pict w14:anchorId="4917594A">
-          <v:rect id="_x0000_i1026" style="width:0;height:1.5pt" o:hralign="center" o:hrstd="t" o:hr="t" fillcolor="#a0a0a0" stroked="f"/>
+          <v:rect id="_x0000_i1027" style="width:0;height:1.5pt" o:hralign="center" o:hrstd="t" o:hr="t" fillcolor="#a0a0a0" stroked="f"/>
         </w:pict>
       </w:r>
     </w:p>
@@ -2872,7 +3177,7 @@
           <w:szCs w:val="22"/>
         </w:rPr>
         <w:pict w14:anchorId="1FC949C5">
-          <v:rect id="_x0000_i1027" style="width:0;height:1.5pt" o:hralign="center" o:hrstd="t" o:hr="t" fillcolor="#a0a0a0" stroked="f"/>
+          <v:rect id="_x0000_i1028" style="width:0;height:1.5pt" o:hralign="center" o:hrstd="t" o:hr="t" fillcolor="#a0a0a0" stroked="f"/>
         </w:pict>
       </w:r>
     </w:p>
@@ -3070,7 +3375,7 @@
           <w:szCs w:val="22"/>
         </w:rPr>
         <w:pict w14:anchorId="27127883">
-          <v:rect id="_x0000_i1039" style="width:0;height:1.5pt" o:hralign="center" o:bullet="t" o:hrstd="t" o:hr="t" fillcolor="#a0a0a0" stroked="f"/>
+          <v:rect id="_x0000_i1029" style="width:0;height:1.5pt" o:hralign="center" o:bullet="t" o:hrstd="t" o:hr="t" fillcolor="#a0a0a0" stroked="f"/>
         </w:pict>
       </w:r>
     </w:p>
@@ -3100,7 +3405,27 @@
           <w:sz w:val="20"/>
           <w:szCs w:val="22"/>
         </w:rPr>
-        <w:t>. AxonTime – HR, Employee &amp; Attendance Management</w:t>
+        <w:t xml:space="preserve">. </w:t>
+      </w:r>
+      <w:proofErr w:type="spellStart"/>
+      <w:r>
+        <w:rPr>
+          <w:b/>
+          <w:bCs/>
+          <w:sz w:val="20"/>
+          <w:szCs w:val="22"/>
+        </w:rPr>
+        <w:t>AxonTime</w:t>
+      </w:r>
+      <w:proofErr w:type="spellEnd"/>
+      <w:r>
+        <w:rPr>
+          <w:b/>
+          <w:bCs/>
+          <w:sz w:val="20"/>
+          <w:szCs w:val="22"/>
+        </w:rPr>
+        <w:t xml:space="preserve"> – HR, Employee &amp; Attendance Management</w:t>
       </w:r>
     </w:p>
     <w:p>
@@ -3265,7 +3590,7 @@
           <w:szCs w:val="22"/>
         </w:rPr>
         <w:pict w14:anchorId="081FD4E6">
-          <v:rect id="_x0000_i1028" style="width:0;height:1.5pt" o:hralign="center" o:hrstd="t" o:hr="t" fillcolor="#a0a0a0" stroked="f"/>
+          <v:rect id="_x0000_i1030" style="width:0;height:1.5pt" o:hralign="center" o:hrstd="t" o:hr="t" fillcolor="#a0a0a0" stroked="f"/>
         </w:pict>
       </w:r>
     </w:p>
@@ -3295,7 +3620,27 @@
           <w:sz w:val="20"/>
           <w:szCs w:val="22"/>
         </w:rPr>
-        <w:t>. eMist 2.0 – Fleet &amp; Logistics Management</w:t>
+        <w:t xml:space="preserve">. </w:t>
+      </w:r>
+      <w:proofErr w:type="spellStart"/>
+      <w:r>
+        <w:rPr>
+          <w:b/>
+          <w:bCs/>
+          <w:sz w:val="20"/>
+          <w:szCs w:val="22"/>
+        </w:rPr>
+        <w:t>eMist</w:t>
+      </w:r>
+      <w:proofErr w:type="spellEnd"/>
+      <w:r>
+        <w:rPr>
+          <w:b/>
+          <w:bCs/>
+          <w:sz w:val="20"/>
+          <w:szCs w:val="22"/>
+        </w:rPr>
+        <w:t xml:space="preserve"> 2.0 – Fleet &amp; Logistics Management</w:t>
       </w:r>
     </w:p>
     <w:p>
@@ -3498,7 +3843,7 @@
         </w:rPr>
         <w:lastRenderedPageBreak/>
         <w:pict w14:anchorId="48373639">
-          <v:rect id="_x0000_i1029" style="width:0;height:1.5pt" o:hralign="center" o:hrstd="t" o:hr="t" fillcolor="#a0a0a0" stroked="f"/>
+          <v:rect id="_x0000_i1031" style="width:0;height:1.5pt" o:hralign="center" o:hrstd="t" o:hr="t" fillcolor="#a0a0a0" stroked="f"/>
         </w:pict>
       </w:r>
     </w:p>
@@ -3528,7 +3873,27 @@
           <w:sz w:val="20"/>
           <w:szCs w:val="22"/>
         </w:rPr>
-        <w:t>. eMist 2.0 – Workshop Management System</w:t>
+        <w:t xml:space="preserve">. </w:t>
+      </w:r>
+      <w:proofErr w:type="spellStart"/>
+      <w:r>
+        <w:rPr>
+          <w:b/>
+          <w:bCs/>
+          <w:sz w:val="20"/>
+          <w:szCs w:val="22"/>
+        </w:rPr>
+        <w:t>eMist</w:t>
+      </w:r>
+      <w:proofErr w:type="spellEnd"/>
+      <w:r>
+        <w:rPr>
+          <w:b/>
+          <w:bCs/>
+          <w:sz w:val="20"/>
+          <w:szCs w:val="22"/>
+        </w:rPr>
+        <w:t xml:space="preserve"> 2.0 – Workshop Management System</w:t>
       </w:r>
     </w:p>
     <w:p>
@@ -3676,7 +4041,7 @@
           <w:szCs w:val="22"/>
         </w:rPr>
         <w:pict w14:anchorId="09280B2B">
-          <v:rect id="_x0000_i1030" style="width:0;height:1.5pt" o:hralign="center" o:bullet="t" o:hrstd="t" o:hr="t" fillcolor="#a0a0a0" stroked="f"/>
+          <v:rect id="_x0000_i1032" style="width:0;height:1.5pt" o:hralign="center" o:bullet="t" o:hrstd="t" o:hr="t" fillcolor="#a0a0a0" stroked="f"/>
         </w:pict>
       </w:r>
     </w:p>
@@ -3715,7 +4080,27 @@
           <w:sz w:val="20"/>
           <w:szCs w:val="22"/>
         </w:rPr>
-        <w:t>. eMist Pro – Fleet &amp; Logistics Platform</w:t>
+        <w:t xml:space="preserve">. </w:t>
+      </w:r>
+      <w:proofErr w:type="spellStart"/>
+      <w:r>
+        <w:rPr>
+          <w:b/>
+          <w:bCs/>
+          <w:sz w:val="20"/>
+          <w:szCs w:val="22"/>
+        </w:rPr>
+        <w:t>eMist</w:t>
+      </w:r>
+      <w:proofErr w:type="spellEnd"/>
+      <w:r>
+        <w:rPr>
+          <w:b/>
+          <w:bCs/>
+          <w:sz w:val="20"/>
+          <w:szCs w:val="22"/>
+        </w:rPr>
+        <w:t xml:space="preserve"> Pro – Fleet &amp; Logistics Platform</w:t>
       </w:r>
     </w:p>
     <w:p>
@@ -3879,7 +4264,7 @@
           <w:szCs w:val="22"/>
         </w:rPr>
         <w:pict w14:anchorId="604117A8">
-          <v:rect id="_x0000_i1031" style="width:0;height:1.5pt" o:hralign="center" o:hrstd="t" o:hr="t" fillcolor="#a0a0a0" stroked="f"/>
+          <v:rect id="_x0000_i1033" style="width:0;height:1.5pt" o:hralign="center" o:hrstd="t" o:hr="t" fillcolor="#a0a0a0" stroked="f"/>
         </w:pict>
       </w:r>
     </w:p>
@@ -3909,7 +4294,27 @@
           <w:sz w:val="20"/>
           <w:szCs w:val="22"/>
         </w:rPr>
-        <w:t>. eMist Pro – Workshop Management</w:t>
+        <w:t xml:space="preserve">. </w:t>
+      </w:r>
+      <w:proofErr w:type="spellStart"/>
+      <w:r>
+        <w:rPr>
+          <w:b/>
+          <w:bCs/>
+          <w:sz w:val="20"/>
+          <w:szCs w:val="22"/>
+        </w:rPr>
+        <w:t>eMist</w:t>
+      </w:r>
+      <w:proofErr w:type="spellEnd"/>
+      <w:r>
+        <w:rPr>
+          <w:b/>
+          <w:bCs/>
+          <w:sz w:val="20"/>
+          <w:szCs w:val="22"/>
+        </w:rPr>
+        <w:t xml:space="preserve"> Pro – Workshop Management</w:t>
       </w:r>
     </w:p>
     <w:p>
@@ -3976,7 +4381,23 @@
           <w:sz w:val="20"/>
           <w:szCs w:val="22"/>
         </w:rPr>
-        <w:t>Led automation initiatives for workshop management modules in the eMist Pro ecosystem.</w:t>
+        <w:t xml:space="preserve">Led automation initiatives for workshop management modules in the </w:t>
+      </w:r>
+      <w:proofErr w:type="spellStart"/>
+      <w:r>
+        <w:rPr>
+          <w:sz w:val="20"/>
+          <w:szCs w:val="22"/>
+        </w:rPr>
+        <w:t>eMist</w:t>
+      </w:r>
+      <w:proofErr w:type="spellEnd"/>
+      <w:r>
+        <w:rPr>
+          <w:sz w:val="20"/>
+          <w:szCs w:val="22"/>
+        </w:rPr>
+        <w:t xml:space="preserve"> Pro ecosystem.</w:t>
       </w:r>
     </w:p>
     <w:p>
@@ -4050,7 +4471,7 @@
           <w:szCs w:val="22"/>
         </w:rPr>
         <w:pict w14:anchorId="38254992">
-          <v:rect id="_x0000_i1036" style="width:0;height:1.5pt" o:hralign="center" o:hrstd="t" o:hr="t" fillcolor="#a0a0a0" stroked="f"/>
+          <v:rect id="_x0000_i1034" style="width:0;height:1.5pt" o:hralign="center" o:hrstd="t" o:hr="t" fillcolor="#a0a0a0" stroked="f"/>
         </w:pict>
       </w:r>
     </w:p>
@@ -4160,7 +4581,23 @@
           <w:sz w:val="20"/>
           <w:szCs w:val="22"/>
         </w:rPr>
-        <w:t xml:space="preserve">Selenium | Playwright | Pytest | API </w:t>
+        <w:t xml:space="preserve">Selenium | Playwright | </w:t>
+      </w:r>
+      <w:proofErr w:type="spellStart"/>
+      <w:r>
+        <w:rPr>
+          <w:sz w:val="20"/>
+          <w:szCs w:val="22"/>
+        </w:rPr>
+        <w:t>Pytest</w:t>
+      </w:r>
+      <w:proofErr w:type="spellEnd"/>
+      <w:r>
+        <w:rPr>
+          <w:sz w:val="20"/>
+          <w:szCs w:val="22"/>
+        </w:rPr>
+        <w:t xml:space="preserve"> | API </w:t>
       </w:r>
       <w:r>
         <w:rPr>
@@ -4238,13 +4675,343 @@
     </w:p>
     <w:p>
       <w:pPr>
-        <w:spacing w:after="0" w:line="259" w:lineRule="auto"/>
-        <w:ind w:left="389" w:firstLine="150"/>
-        <w:rPr>
-          <w:sz w:val="20"/>
-          <w:szCs w:val="22"/>
-        </w:rPr>
-      </w:pPr>
+        <w:pStyle w:val="ListParagraph"/>
+        <w:numPr>
+          <w:ilvl w:val="0"/>
+          <w:numId w:val="33"/>
+        </w:numPr>
+      </w:pPr>
+      <w:r>
+        <w:rPr>
+          <w:rFonts w:ascii="Arial" w:hAnsi="Arial"/>
+          <w:b/>
+          <w:bCs/>
+          <w:sz w:val="20"/>
+        </w:rPr>
+        <w:t xml:space="preserve">Skills: </w:t>
+      </w:r>
+      <w:r>
+        <w:rPr>
+          <w:rFonts w:ascii="Arial" w:hAnsi="Arial"/>
+          <w:sz w:val="20"/>
+        </w:rPr>
+        <w:t xml:space="preserve">QA Automation Engineer | Test Automation | Python | </w:t>
+      </w:r>
+      <w:proofErr w:type="spellStart"/>
+      <w:r>
+        <w:rPr>
+          <w:rFonts w:ascii="Arial" w:hAnsi="Arial"/>
+          <w:sz w:val="20"/>
+        </w:rPr>
+        <w:t>Pytest</w:t>
+      </w:r>
+      <w:proofErr w:type="spellEnd"/>
+      <w:r>
+        <w:rPr>
+          <w:rFonts w:ascii="Arial" w:hAnsi="Arial"/>
+          <w:sz w:val="20"/>
+        </w:rPr>
+        <w:t xml:space="preserve"> | Selenium | Playwright | Appium | API Automation | REST API | Requests | Postman | Swagger/</w:t>
+      </w:r>
+      <w:proofErr w:type="spellStart"/>
+      <w:r>
+        <w:rPr>
+          <w:rFonts w:ascii="Arial" w:hAnsi="Arial"/>
+          <w:sz w:val="20"/>
+        </w:rPr>
+        <w:t>OpenAPI</w:t>
+      </w:r>
+      <w:proofErr w:type="spellEnd"/>
+      <w:r>
+        <w:rPr>
+          <w:rFonts w:ascii="Arial" w:hAnsi="Arial"/>
+          <w:sz w:val="20"/>
+        </w:rPr>
+        <w:t xml:space="preserve"> | POM | Hybrid Framework | Data-Driven Testing | Parallel Execution | Cross-Browser Testing | Web Automation | Mobile Automation | CI/CD | Jenkins | GitLab CI/CD | Git  | SQL | Database Validation | Functional Testing | Regression Testing | Integration Testing | UAT | Smoke Testing | End-to-End Testing | Agile | SDLC | STLC | Test Planning | QA Strategy | Framework Architecture | Defect Triage | Release Validation | Quality Sign-off | Team Leadership</w:t>
+      </w:r>
+      <w:r>
+        <w:rPr>
+          <w:rFonts w:ascii="Arial" w:hAnsi="Arial"/>
+          <w:sz w:val="20"/>
+        </w:rPr>
+        <w:t xml:space="preserve"> |</w:t>
+      </w:r>
+      <w:r>
+        <w:t xml:space="preserve"> </w:t>
+      </w:r>
+      <w:r>
+        <w:rPr>
+          <w:rFonts w:ascii="Arial" w:hAnsi="Arial"/>
+          <w:sz w:val="20"/>
+        </w:rPr>
+        <w:t>AI-driven QA</w:t>
+      </w:r>
+      <w:r>
+        <w:rPr>
+          <w:rFonts w:ascii="Arial" w:hAnsi="Arial"/>
+          <w:sz w:val="20"/>
+        </w:rPr>
+        <w:t xml:space="preserve"> | </w:t>
+      </w:r>
+      <w:r>
+        <w:rPr>
+          <w:rFonts w:ascii="Arial" w:hAnsi="Arial"/>
+          <w:sz w:val="20"/>
+        </w:rPr>
+        <w:t>Generative AI testing</w:t>
+      </w:r>
+      <w:r>
+        <w:rPr>
+          <w:rFonts w:ascii="Arial" w:hAnsi="Arial"/>
+          <w:sz w:val="20"/>
+        </w:rPr>
+        <w:t xml:space="preserve"> | </w:t>
+      </w:r>
+      <w:r>
+        <w:rPr>
+          <w:rFonts w:ascii="Arial" w:hAnsi="Arial"/>
+          <w:sz w:val="20"/>
+        </w:rPr>
+        <w:t>AI-assisted test automation</w:t>
+      </w:r>
+      <w:r>
+        <w:rPr>
+          <w:rFonts w:ascii="Arial" w:hAnsi="Arial"/>
+          <w:sz w:val="20"/>
+        </w:rPr>
+        <w:t xml:space="preserve"> | </w:t>
+      </w:r>
+      <w:r>
+        <w:rPr>
+          <w:rFonts w:ascii="Arial" w:hAnsi="Arial"/>
+          <w:sz w:val="20"/>
+        </w:rPr>
+        <w:t>Test-Driven Development (TDD)</w:t>
+      </w:r>
+      <w:r>
+        <w:rPr>
+          <w:rFonts w:ascii="Arial" w:hAnsi="Arial"/>
+          <w:sz w:val="20"/>
+        </w:rPr>
+        <w:t xml:space="preserve"> </w:t>
+      </w:r>
+      <w:r>
+        <w:rPr>
+          <w:rFonts w:ascii="Arial" w:hAnsi="Arial"/>
+          <w:sz w:val="20"/>
+        </w:rPr>
+        <w:t xml:space="preserve">| </w:t>
+      </w:r>
+      <w:r>
+        <w:rPr>
+          <w:rFonts w:ascii="Arial" w:hAnsi="Arial"/>
+          <w:sz w:val="20"/>
+        </w:rPr>
+        <w:t>Object-Oriented Programming (OOP)</w:t>
+      </w:r>
+      <w:r>
+        <w:rPr>
+          <w:rFonts w:ascii="Arial" w:hAnsi="Arial"/>
+          <w:sz w:val="20"/>
+        </w:rPr>
+        <w:t xml:space="preserve"> </w:t>
+      </w:r>
+      <w:r>
+        <w:rPr>
+          <w:rFonts w:ascii="Arial" w:hAnsi="Arial"/>
+          <w:sz w:val="20"/>
+        </w:rPr>
+        <w:t xml:space="preserve">| </w:t>
+      </w:r>
+      <w:r>
+        <w:rPr>
+          <w:rFonts w:ascii="Arial" w:hAnsi="Arial"/>
+          <w:sz w:val="20"/>
+        </w:rPr>
+        <w:t>API contract testing</w:t>
+      </w:r>
+      <w:r>
+        <w:rPr>
+          <w:rFonts w:ascii="Arial" w:hAnsi="Arial"/>
+          <w:sz w:val="20"/>
+        </w:rPr>
+        <w:t xml:space="preserve"> | </w:t>
+      </w:r>
+      <w:r>
+        <w:rPr>
+          <w:rFonts w:ascii="Arial" w:hAnsi="Arial"/>
+          <w:sz w:val="20"/>
+        </w:rPr>
+        <w:t>Continuous testing</w:t>
+      </w:r>
+      <w:r>
+        <w:rPr>
+          <w:rFonts w:ascii="Arial" w:hAnsi="Arial"/>
+          <w:sz w:val="20"/>
+        </w:rPr>
+        <w:t xml:space="preserve"> | </w:t>
+      </w:r>
+      <w:r>
+        <w:rPr>
+          <w:rFonts w:ascii="Arial" w:hAnsi="Arial"/>
+          <w:sz w:val="20"/>
+        </w:rPr>
+        <w:t>Test design techniques</w:t>
+      </w:r>
+      <w:r>
+        <w:rPr>
+          <w:rFonts w:ascii="Arial" w:hAnsi="Arial"/>
+          <w:sz w:val="20"/>
+        </w:rPr>
+        <w:t xml:space="preserve"> | </w:t>
+      </w:r>
+      <w:r>
+        <w:rPr>
+          <w:rFonts w:ascii="Arial" w:hAnsi="Arial"/>
+          <w:sz w:val="20"/>
+        </w:rPr>
+        <w:t>Test strategy</w:t>
+      </w:r>
+      <w:r>
+        <w:rPr>
+          <w:rFonts w:ascii="Arial" w:hAnsi="Arial"/>
+          <w:sz w:val="20"/>
+        </w:rPr>
+        <w:t xml:space="preserve">| </w:t>
+      </w:r>
+      <w:r>
+        <w:rPr>
+          <w:rFonts w:ascii="Arial" w:hAnsi="Arial"/>
+          <w:sz w:val="20"/>
+        </w:rPr>
+        <w:t>Quality Engineering</w:t>
+      </w:r>
+      <w:r>
+        <w:rPr>
+          <w:rFonts w:ascii="Arial" w:hAnsi="Arial"/>
+          <w:sz w:val="20"/>
+        </w:rPr>
+        <w:t xml:space="preserve"> | </w:t>
+      </w:r>
+      <w:r>
+        <w:rPr>
+          <w:rFonts w:ascii="Arial" w:hAnsi="Arial"/>
+          <w:sz w:val="20"/>
+        </w:rPr>
+        <w:t>AI-assisted QA</w:t>
+      </w:r>
+      <w:r>
+        <w:rPr>
+          <w:rFonts w:ascii="Arial" w:hAnsi="Arial"/>
+          <w:sz w:val="20"/>
+        </w:rPr>
+        <w:t xml:space="preserve"> | </w:t>
+      </w:r>
+      <w:r>
+        <w:rPr>
+          <w:rFonts w:ascii="Arial" w:hAnsi="Arial"/>
+          <w:sz w:val="20"/>
+        </w:rPr>
+        <w:t>Cloud testing</w:t>
+      </w:r>
+      <w:r>
+        <w:rPr>
+          <w:rFonts w:ascii="Arial" w:hAnsi="Arial"/>
+          <w:sz w:val="20"/>
+        </w:rPr>
+        <w:t xml:space="preserve"> | </w:t>
+      </w:r>
+      <w:r>
+        <w:rPr>
+          <w:rFonts w:ascii="Arial" w:hAnsi="Arial"/>
+          <w:sz w:val="20"/>
+        </w:rPr>
+        <w:t>Root cause analysis</w:t>
+      </w:r>
+      <w:r>
+        <w:rPr>
+          <w:rFonts w:ascii="Arial" w:hAnsi="Arial"/>
+          <w:sz w:val="20"/>
+        </w:rPr>
+        <w:t xml:space="preserve"> | </w:t>
+      </w:r>
+      <w:r>
+        <w:rPr>
+          <w:rFonts w:ascii="Arial" w:hAnsi="Arial"/>
+          <w:sz w:val="20"/>
+        </w:rPr>
+        <w:t>Code review</w:t>
+      </w:r>
+      <w:r>
+        <w:rPr>
+          <w:rFonts w:ascii="Arial" w:hAnsi="Arial"/>
+          <w:sz w:val="20"/>
+        </w:rPr>
+        <w:t xml:space="preserve"> | </w:t>
+      </w:r>
+      <w:r>
+        <w:rPr>
+          <w:rFonts w:ascii="Arial" w:hAnsi="Arial"/>
+          <w:sz w:val="20"/>
+        </w:rPr>
+        <w:t>Microservices testing</w:t>
+      </w:r>
+      <w:r>
+        <w:rPr>
+          <w:rFonts w:ascii="Arial" w:hAnsi="Arial"/>
+          <w:sz w:val="20"/>
+        </w:rPr>
+        <w:t xml:space="preserve"> | </w:t>
+      </w:r>
+      <w:r>
+        <w:rPr>
+          <w:rFonts w:ascii="Arial" w:hAnsi="Arial"/>
+          <w:sz w:val="20"/>
+        </w:rPr>
+        <w:t>Test architecture</w:t>
+      </w:r>
+      <w:r>
+        <w:rPr>
+          <w:rFonts w:ascii="Arial" w:hAnsi="Arial"/>
+          <w:sz w:val="20"/>
+        </w:rPr>
+        <w:t xml:space="preserve"> | </w:t>
+      </w:r>
+      <w:r>
+        <w:rPr>
+          <w:rFonts w:ascii="Arial" w:hAnsi="Arial"/>
+          <w:sz w:val="20"/>
+        </w:rPr>
+        <w:t>JSON/schema validation</w:t>
+      </w:r>
+      <w:r>
+        <w:rPr>
+          <w:rFonts w:ascii="Arial" w:hAnsi="Arial"/>
+          <w:sz w:val="20"/>
+        </w:rPr>
+        <w:t xml:space="preserve"> | </w:t>
+      </w:r>
+      <w:r>
+        <w:rPr>
+          <w:rFonts w:ascii="Arial" w:hAnsi="Arial"/>
+          <w:sz w:val="20"/>
+        </w:rPr>
+        <w:t>API chaining</w:t>
+      </w:r>
+      <w:r>
+        <w:rPr>
+          <w:rFonts w:ascii="Arial" w:hAnsi="Arial"/>
+          <w:sz w:val="20"/>
+        </w:rPr>
+        <w:t xml:space="preserve"> | </w:t>
+      </w:r>
+      <w:r>
+        <w:rPr>
+          <w:rFonts w:ascii="Arial" w:hAnsi="Arial"/>
+          <w:sz w:val="20"/>
+        </w:rPr>
+        <w:t>REST API automation</w:t>
+      </w:r>
     </w:p>
     <w:sectPr>
       <w:pgSz w:w="12240" w:h="15840"/>
